--- a/P06R01_GenSep_AEHM/DOCUMENTACION/P06R01_GenSep_AEHM.docx
+++ b/P06R01_GenSep_AEHM/DOCUMENTACION/P06R01_GenSep_AEHM.docx
@@ -10,6 +10,7 @@
           <w:docPartUnique/>
         </w:docPartObj>
       </w:sdtPr>
+      <w:sdtEndPr/>
       <w:sdtContent>
         <w:p>
           <w:r>
@@ -847,7 +848,15 @@
         <w:t xml:space="preserve">Proyecto </w:t>
       </w:r>
       <w:r>
-        <w:t>P05R01_BD_AEHM</w:t>
+        <w:t>P06R01_Ge</w:t>
+      </w:r>
+      <w:bookmarkStart w:id="0" w:name="_GoBack"/>
+      <w:bookmarkEnd w:id="0"/>
+      <w:r>
+        <w:t>nSep</w:t>
+      </w:r>
+      <w:r>
+        <w:t>_AEHM</w:t>
       </w:r>
     </w:p>
     <w:p>
@@ -892,7 +901,7 @@
           <v:shape id="_x0000_i1025" type="#_x0000_t75" style="width:76.2pt;height:49.2pt" o:ole="">
             <v:imagedata r:id="rId6" o:title=""/>
           </v:shape>
-          <o:OLEObject Type="Embed" ProgID="Package" ShapeID="_x0000_i1025" DrawAspect="Icon" ObjectID="_1850842288" r:id="rId7"/>
+          <o:OLEObject Type="Embed" ProgID="Package" ShapeID="_x0000_i1025" DrawAspect="Icon" ObjectID="_1850842892" r:id="rId7"/>
         </w:object>
       </w:r>
       <w:r>
@@ -900,7 +909,7 @@
           <v:shape id="_x0000_i1026" type="#_x0000_t75" style="width:76.2pt;height:49.2pt" o:ole="">
             <v:imagedata r:id="rId8" o:title=""/>
           </v:shape>
-          <o:OLEObject Type="Embed" ProgID="Package" ShapeID="_x0000_i1026" DrawAspect="Icon" ObjectID="_1850842289" r:id="rId9"/>
+          <o:OLEObject Type="Embed" ProgID="Package" ShapeID="_x0000_i1026" DrawAspect="Icon" ObjectID="_1850842893" r:id="rId9"/>
         </w:object>
       </w:r>
       <w:r>
@@ -908,7 +917,7 @@
           <v:shape id="_x0000_i1027" type="#_x0000_t75" style="width:76.2pt;height:49.2pt" o:ole="">
             <v:imagedata r:id="rId10" o:title=""/>
           </v:shape>
-          <o:OLEObject Type="Embed" ProgID="Package" ShapeID="_x0000_i1027" DrawAspect="Icon" ObjectID="_1850842290" r:id="rId11"/>
+          <o:OLEObject Type="Embed" ProgID="Package" ShapeID="_x0000_i1027" DrawAspect="Icon" ObjectID="_1850842894" r:id="rId11"/>
         </w:object>
       </w:r>
       <w:r>
@@ -916,7 +925,7 @@
           <v:shape id="_x0000_i1028" type="#_x0000_t75" style="width:76.2pt;height:49.2pt" o:ole="">
             <v:imagedata r:id="rId12" o:title=""/>
           </v:shape>
-          <o:OLEObject Type="Embed" ProgID="Package" ShapeID="_x0000_i1028" DrawAspect="Icon" ObjectID="_1850842291" r:id="rId13"/>
+          <o:OLEObject Type="Embed" ProgID="Package" ShapeID="_x0000_i1028" DrawAspect="Icon" ObjectID="_1850842895" r:id="rId13"/>
         </w:object>
       </w:r>
       <w:r>
@@ -924,7 +933,7 @@
           <v:shape id="_x0000_i1029" type="#_x0000_t75" style="width:76.2pt;height:49.2pt" o:ole="">
             <v:imagedata r:id="rId14" o:title=""/>
           </v:shape>
-          <o:OLEObject Type="Embed" ProgID="Package" ShapeID="_x0000_i1029" DrawAspect="Icon" ObjectID="_1850842292" r:id="rId15"/>
+          <o:OLEObject Type="Embed" ProgID="Package" ShapeID="_x0000_i1029" DrawAspect="Icon" ObjectID="_1850842896" r:id="rId15"/>
         </w:object>
       </w:r>
       <w:r>
@@ -932,7 +941,7 @@
           <v:shape id="_x0000_i1030" type="#_x0000_t75" style="width:76.2pt;height:49.2pt" o:ole="">
             <v:imagedata r:id="rId16" o:title=""/>
           </v:shape>
-          <o:OLEObject Type="Embed" ProgID="Package" ShapeID="_x0000_i1030" DrawAspect="Icon" ObjectID="_1850842293" r:id="rId17"/>
+          <o:OLEObject Type="Embed" ProgID="Package" ShapeID="_x0000_i1030" DrawAspect="Icon" ObjectID="_1850842897" r:id="rId17"/>
         </w:object>
       </w:r>
       <w:r>
@@ -940,7 +949,7 @@
           <v:shape id="_x0000_i1031" type="#_x0000_t75" style="width:76.2pt;height:49.2pt" o:ole="">
             <v:imagedata r:id="rId18" o:title=""/>
           </v:shape>
-          <o:OLEObject Type="Embed" ProgID="Package" ShapeID="_x0000_i1031" DrawAspect="Icon" ObjectID="_1850842294" r:id="rId19"/>
+          <o:OLEObject Type="Embed" ProgID="Package" ShapeID="_x0000_i1031" DrawAspect="Icon" ObjectID="_1850842898" r:id="rId19"/>
         </w:object>
       </w:r>
     </w:p>
@@ -1086,7 +1095,7 @@
           <v:shape id="_x0000_i1032" type="#_x0000_t75" style="width:76.2pt;height:49.2pt" o:ole="">
             <v:imagedata r:id="rId20" o:title=""/>
           </v:shape>
-          <o:OLEObject Type="Embed" ProgID="Package" ShapeID="_x0000_i1032" DrawAspect="Icon" ObjectID="_1850842295" r:id="rId21"/>
+          <o:OLEObject Type="Embed" ProgID="Package" ShapeID="_x0000_i1032" DrawAspect="Icon" ObjectID="_1850842899" r:id="rId21"/>
         </w:object>
       </w:r>
       <w:r>
@@ -1094,7 +1103,7 @@
           <v:shape id="_x0000_i1033" type="#_x0000_t75" style="width:76.2pt;height:49.2pt" o:ole="">
             <v:imagedata r:id="rId22" o:title=""/>
           </v:shape>
-          <o:OLEObject Type="Embed" ProgID="Package" ShapeID="_x0000_i1033" DrawAspect="Icon" ObjectID="_1850842296" r:id="rId23"/>
+          <o:OLEObject Type="Embed" ProgID="Package" ShapeID="_x0000_i1033" DrawAspect="Icon" ObjectID="_1850842900" r:id="rId23"/>
         </w:object>
       </w:r>
       <w:r>
@@ -1102,7 +1111,7 @@
           <v:shape id="_x0000_i1034" type="#_x0000_t75" style="width:76.2pt;height:49.2pt" o:ole="">
             <v:imagedata r:id="rId24" o:title=""/>
           </v:shape>
-          <o:OLEObject Type="Embed" ProgID="Package" ShapeID="_x0000_i1034" DrawAspect="Icon" ObjectID="_1850842297" r:id="rId25"/>
+          <o:OLEObject Type="Embed" ProgID="Package" ShapeID="_x0000_i1034" DrawAspect="Icon" ObjectID="_1850842901" r:id="rId25"/>
         </w:object>
       </w:r>
       <w:r>
@@ -1110,7 +1119,7 @@
           <v:shape id="_x0000_i1035" type="#_x0000_t75" style="width:76.2pt;height:49.2pt" o:ole="">
             <v:imagedata r:id="rId26" o:title=""/>
           </v:shape>
-          <o:OLEObject Type="Embed" ProgID="Package" ShapeID="_x0000_i1035" DrawAspect="Icon" ObjectID="_1850842298" r:id="rId27"/>
+          <o:OLEObject Type="Embed" ProgID="Package" ShapeID="_x0000_i1035" DrawAspect="Icon" ObjectID="_1850842902" r:id="rId27"/>
         </w:object>
       </w:r>
       <w:r>
@@ -1118,7 +1127,7 @@
           <v:shape id="_x0000_i1036" type="#_x0000_t75" style="width:76.2pt;height:49.2pt" o:ole="">
             <v:imagedata r:id="rId28" o:title=""/>
           </v:shape>
-          <o:OLEObject Type="Embed" ProgID="Package" ShapeID="_x0000_i1036" DrawAspect="Icon" ObjectID="_1850842299" r:id="rId29"/>
+          <o:OLEObject Type="Embed" ProgID="Package" ShapeID="_x0000_i1036" DrawAspect="Icon" ObjectID="_1850842903" r:id="rId29"/>
         </w:object>
       </w:r>
       <w:r>
@@ -1126,7 +1135,7 @@
           <v:shape id="_x0000_i1037" type="#_x0000_t75" style="width:76.2pt;height:49.2pt" o:ole="">
             <v:imagedata r:id="rId30" o:title=""/>
           </v:shape>
-          <o:OLEObject Type="Embed" ProgID="Package" ShapeID="_x0000_i1037" DrawAspect="Icon" ObjectID="_1850842300" r:id="rId31"/>
+          <o:OLEObject Type="Embed" ProgID="Package" ShapeID="_x0000_i1037" DrawAspect="Icon" ObjectID="_1850842904" r:id="rId31"/>
         </w:object>
       </w:r>
       <w:r>
@@ -1134,7 +1143,7 @@
           <v:shape id="_x0000_i1038" type="#_x0000_t75" style="width:76.2pt;height:49.2pt" o:ole="">
             <v:imagedata r:id="rId32" o:title=""/>
           </v:shape>
-          <o:OLEObject Type="Embed" ProgID="Package" ShapeID="_x0000_i1038" DrawAspect="Icon" ObjectID="_1850842301" r:id="rId33"/>
+          <o:OLEObject Type="Embed" ProgID="Package" ShapeID="_x0000_i1038" DrawAspect="Icon" ObjectID="_1850842905" r:id="rId33"/>
         </w:object>
       </w:r>
     </w:p>
@@ -11279,6 +11288,10 @@
     </w:p>
     <w:p>
       <w:r>
+        <w:rPr>
+          <w:noProof/>
+          <w:lang w:eastAsia="es-MX"/>
+        </w:rPr>
         <w:drawing>
           <wp:inline distT="0" distB="0" distL="0" distR="0" wp14:anchorId="0FF27F30" wp14:editId="4663AE61">
             <wp:extent cx="5612130" cy="2614295"/>
@@ -11801,10 +11814,12 @@
       </w:pPr>
       <w:r>
         <w:rPr>
+          <w:noProof/>
           <w:color w:val="000000"/>
           <w:sz w:val="27"/>
           <w:szCs w:val="27"/>
           <w:shd w:val="clear" w:color="auto" w:fill="FAFAFA"/>
+          <w:lang w:eastAsia="es-MX"/>
         </w:rPr>
         <w:lastRenderedPageBreak/>
         <w:drawing>
@@ -12068,10 +12083,12 @@
       </w:pPr>
       <w:r>
         <w:rPr>
+          <w:noProof/>
           <w:color w:val="000000"/>
           <w:sz w:val="27"/>
           <w:szCs w:val="27"/>
           <w:shd w:val="clear" w:color="auto" w:fill="FAFAFA"/>
+          <w:lang w:eastAsia="es-MX"/>
         </w:rPr>
         <w:drawing>
           <wp:inline distT="0" distB="0" distL="0" distR="0" wp14:anchorId="4E622EE6" wp14:editId="72FF18CF">
@@ -12441,8 +12458,10 @@
       <w:r>
         <w:rPr>
           <w:rFonts w:ascii="Arial" w:hAnsi="Arial" w:cs="Arial"/>
+          <w:noProof/>
           <w:color w:val="000000"/>
           <w:shd w:val="clear" w:color="auto" w:fill="FAFAFA"/>
+          <w:lang w:eastAsia="es-MX"/>
         </w:rPr>
         <w:drawing>
           <wp:inline distT="0" distB="0" distL="0" distR="0" wp14:anchorId="64936C34" wp14:editId="6F3E4EC1">
@@ -12559,6 +12578,10 @@
       </w:r>
       <w:proofErr w:type="spellEnd"/>
       <w:r>
+        <w:rPr>
+          <w:noProof/>
+          <w:lang w:eastAsia="es-MX"/>
+        </w:rPr>
         <w:drawing>
           <wp:inline distT="0" distB="0" distL="0" distR="0" wp14:anchorId="110EE6CB" wp14:editId="5E4139EF">
             <wp:extent cx="5612130" cy="1903730"/>
@@ -12598,6 +12621,10 @@
     </w:p>
     <w:p>
       <w:r>
+        <w:rPr>
+          <w:noProof/>
+          <w:lang w:eastAsia="es-MX"/>
+        </w:rPr>
         <w:lastRenderedPageBreak/>
         <w:drawing>
           <wp:inline distT="0" distB="0" distL="0" distR="0" wp14:anchorId="0D264AEF" wp14:editId="618CB765">
@@ -12663,6 +12690,10 @@
     </w:p>
     <w:p>
       <w:r>
+        <w:rPr>
+          <w:noProof/>
+          <w:lang w:eastAsia="es-MX"/>
+        </w:rPr>
         <w:drawing>
           <wp:inline distT="0" distB="0" distL="0" distR="0" wp14:anchorId="139A3E1B" wp14:editId="0BF530B4">
             <wp:extent cx="5612130" cy="1608455"/>
@@ -12727,6 +12758,10 @@
         <w:t xml:space="preserve"> para consumir la api</w:t>
       </w:r>
       <w:r>
+        <w:rPr>
+          <w:noProof/>
+          <w:lang w:eastAsia="es-MX"/>
+        </w:rPr>
         <w:drawing>
           <wp:inline distT="0" distB="0" distL="0" distR="0" wp14:anchorId="4B3B0C2E" wp14:editId="48C5E895">
             <wp:extent cx="5612130" cy="2804160"/>
@@ -12772,6 +12807,10 @@
     </w:p>
     <w:p>
       <w:r>
+        <w:rPr>
+          <w:noProof/>
+          <w:lang w:eastAsia="es-MX"/>
+        </w:rPr>
         <w:drawing>
           <wp:inline distT="0" distB="0" distL="0" distR="0" wp14:anchorId="1ADE0CB9" wp14:editId="539AC589">
             <wp:extent cx="3147333" cy="883997"/>
@@ -12821,6 +12860,10 @@
     </w:p>
     <w:p>
       <w:r>
+        <w:rPr>
+          <w:noProof/>
+          <w:lang w:eastAsia="es-MX"/>
+        </w:rPr>
         <w:drawing>
           <wp:inline distT="0" distB="0" distL="0" distR="0" wp14:anchorId="36093ED0" wp14:editId="11D2F3E5">
             <wp:extent cx="5612130" cy="2988945"/>
@@ -13192,12 +13235,7 @@
           </w:tcPr>
           <w:p>
             <w:r>
-              <w:t>12/09/20</w:t>
-            </w:r>
-            <w:bookmarkStart w:id="0" w:name="_GoBack"/>
-            <w:bookmarkEnd w:id="0"/>
-            <w:r>
-              <w:t>26</w:t>
+              <w:t>12/09/2026</w:t>
             </w:r>
           </w:p>
         </w:tc>
